--- a/requirements_document/催收七维AI大模型技术点与难点解决方案.docx
+++ b/requirements_document/催收七维AI大模型技术点与难点解决方案.docx
@@ -2,6 +2,68 @@
 <file path=word/document.xml><?xml version="1.0" encoding="utf-8"?>
 <w:document xmlns:wpc="http://schemas.microsoft.com/office/word/2010/wordprocessingCanvas" xmlns:mc="http://schemas.openxmlformats.org/markup-compatibility/2006" xmlns:o="urn:schemas-microsoft-com:office:office" xmlns:r="http://schemas.openxmlformats.org/officeDocument/2006/relationships" xmlns:m="http://schemas.openxmlformats.org/officeDocument/2006/math" xmlns:v="urn:schemas-microsoft-com:vml" xmlns:wp14="http://schemas.microsoft.com/office/word/2010/wordprocessingDrawing" xmlns:wp="http://schemas.openxmlformats.org/drawingml/2006/wordprocessingDrawing" xmlns:w="http://schemas.openxmlformats.org/wordprocessingml/2006/main" xmlns:w14="http://schemas.microsoft.com/office/word/2010/wordml" xmlns:w10="urn:schemas-microsoft-com:office:word" xmlns:w15="http://schemas.microsoft.com/office/word/2012/wordml" xmlns:wpg="http://schemas.microsoft.com/office/word/2010/wordprocessingGroup" xmlns:wpi="http://schemas.microsoft.com/office/word/2010/wordprocessingInk" xmlns:wne="http://schemas.microsoft.com/office/word/2006/wordml" xmlns:wps="http://schemas.microsoft.com/office/word/2010/wordprocessingShape" xmlns:wpsCustomData="http://www.wps.cn/officeDocument/2013/wpsCustomData" mc:Ignorable="w14 w15 wp14">
   <w:body>
+    <w:p>
+      <w:r>
+        <w:rPr>
+          <w:noProof/>
+        </w:rPr>
+        <w:drawing>
+          <wp:inline xmlns:wp="http://schemas.openxmlformats.org/drawingml/2006/wordprocessingDrawing" distT="0" distB="0" distL="0" distR="0">
+            <wp:extent cx="2400000" cy="380000"/>
+            <wp:docPr id="1" name="AILabel"/>
+            <a:graphic xmlns:a="http://schemas.openxmlformats.org/drawingml/2006/main">
+              <a:graphicData uri="http://schemas.microsoft.com/office/word/2010/wordprocessingShape">
+                <wps:wsp xmlns:wps="http://schemas.microsoft.com/office/word/2010/wordprocessingShape">
+                  <wps:cNvSpPr txBox="1"/>
+                  <wps:spPr>
+                    <a:xfrm>
+                      <a:off x="0" y="0"/>
+                      <a:ext cx="2400000" cy="380000"/>
+                    </a:xfrm>
+                    <a:prstGeom prst="rect">
+                      <a:avLst/>
+                    </a:prstGeom>
+                    <a:solidFill>
+                      <a:srgbClr val="000000">
+                        <a:alpha val="50000"/>
+                      </a:srgbClr>
+                    </a:solidFill>
+                    <a:ln w="12700">
+                      <a:solidFill>
+                        <a:srgbClr val="FFFFFF"/>
+                      </a:solidFill>
+                    </a:ln>
+                  </wps:spPr>
+                  <wps:txbx>
+                    <w:txbxContent xmlns:w="http://schemas.openxmlformats.org/wordprocessingml/2006/main">
+                      <w:p>
+                        <w:pPr>
+                          <w:jc w:val="center"/>
+                        </w:pPr>
+                        <w:r>
+                          <w:rPr>
+                            <w:b/>
+                            <w:sz w:val="28"/>
+                            <w:szCs w:val="28"/>
+                            <w:rFonts w:eastAsia="SimSun" w:ascii="Arial" w:hAnsi="Arial"/>
+                            <w:color w:val="FFFFFF"/>
+                          </w:rPr>
+                          <w:t>含 AI 生成</w:t>
+                        </w:r>
+                      </w:p>
+                    </w:txbxContent>
+                  </wps:txbx>
+                  <wps:bodyPr anchor="ctr" anchorCtr="0" lIns="91440" tIns="45720" rIns="91440" bIns="45720">
+                    <a:noAutofit/>
+                  </wps:bodyPr>
+                </wps:wsp>
+              </a:graphicData>
+            </a:graphic>
+          </wp:inline>
+        </w:drawing>
+      </w:r>
+    </w:p>
+    <w:p/>
     <w:p>
       <w:pPr>
         <w:spacing w:before="1600"/>
@@ -369,7 +431,7 @@
           <w:b w:val="0"/>
           <w:sz w:val="22"/>
         </w:rPr>
-        <w:t>本章逐一梳理每个子系统用到的大模型AI技术点，明确哪些用Agent、哪些不用，以及MCP协议的使用边界。</w:t>
+        <w:t>本章逐一梳理每个子系统用到的大模型AI技术点，明确哪些用Agent、哪些不用，以及MCP协议的使用边界（投诉研判系统已引入MCP作为工具调用标准化层，详见2.9节）。</w:t>
       </w:r>
     </w:p>
     <w:p>
@@ -4451,7 +4513,7 @@
           <w:rFonts w:ascii="宋体" w:hAnsi="宋体" w:eastAsia="宋体"/>
           <w:sz w:val="22"/>
         </w:rPr>
-        <w:t>AI投诉异议研判系统：单Agent多工具调用，自主收集证据、判责、生成草稿，Human-in-loop。</w:t>
+        <w:t>AI投诉异议研判系统：弱中心化多Agent+MCP协议+反思循环校验。调度Agent协调流程，9个专项Agent并行取证/研判，Agent通过MCP Client统一调用4个MCP Server获取外部能力，Human-in-loop人工终审。</w:t>
       </w:r>
     </w:p>
     <w:p>
@@ -4542,7 +4604,7 @@
           <w:color w:val="34495E"/>
           <w:sz w:val="26"/>
         </w:rPr>
-        <w:t>为什么不使用MCP协议</w:t>
+        <w:t>2.9 MCP协议使用决策与演进</w:t>
       </w:r>
     </w:p>
     <w:p>
@@ -4555,7 +4617,7 @@
           <w:b w:val="0"/>
           <w:sz w:val="22"/>
         </w:rPr>
-        <w:t>MCP（Model-Context-Protocol）是用于AI智能体与外部工具连接的新兴协议，更适合本地AI助手Demo场景。在金融催收企业级微服务项目中：</w:t>
+        <w:t>MCP（Model-Context-Protocol）是用于AI智能体与外部工具连接的标准化协议。本项目在投诉研判系统中引入MCP作为Agent工具调用标准化层，其余子系统维持内网HTTP API直连。架构决策记录见DD-05-COMPLAINT-JUDGMENT.md第零章ADR-001。</w:t>
       </w:r>
     </w:p>
     <w:p>
@@ -4568,7 +4630,7 @@
           <w:rFonts w:ascii="宋体" w:hAnsi="宋体" w:eastAsia="宋体"/>
           <w:sz w:val="22"/>
         </w:rPr>
-        <w:t>七个AI子系统之间全部采用标准化内网HTTP API通信，稳定可控、易调试、安全合规。</w:t>
+        <w:t>投诉研判系统引入MCP原因：架构从单Agent演进为弱中心化多Agent（9个专项Agent并行调度），需统一鉴权/限流/审计/熔断管控，MCP网关提供天然审计切面。</w:t>
       </w:r>
     </w:p>
     <w:p>
@@ -4581,7 +4643,7 @@
           <w:rFonts w:ascii="宋体" w:hAnsi="宋体" w:eastAsia="宋体"/>
           <w:sz w:val="22"/>
         </w:rPr>
-        <w:t>Agent内部直接调用封装好的业务工具API，不通过MCP做中间协议转换，避免token膨胀、额外延迟和安全隐患。</w:t>
+        <w:t>MCP网关生产环境独立容器部署（非内嵌业务进程）、双副本高可用、内网隔离不暴露公网。其余6个AI子系统不使用MCP，维持内网HTTP API直连，稳定可控、易调试。</w:t>
       </w:r>
     </w:p>
     <w:p>
@@ -4594,7 +4656,7 @@
           <w:rFonts w:ascii="宋体" w:hAnsi="宋体" w:eastAsia="宋体"/>
           <w:sz w:val="22"/>
         </w:rPr>
-        <w:t>面试标准答案："本项目未引入MCP协议，微服务间使用内网HTTP API，Agent工具调用直接对接业务服务接口，满足金融场景稳定性和安全要求。"</w:t>
+        <w:t>面试标准答案："投诉研判系统引入MCP协议作为多Agent工具调用标准化层，MCP网关独立容器部署提供鉴权/限流/审计/熔断能力；其余AI子系统维持内网HTTP API直连。"</w:t>
       </w:r>
     </w:p>
     <w:p>
@@ -8028,7 +8090,7 @@
           <w:color w:val="2C3E50"/>
           <w:sz w:val="30"/>
         </w:rPr>
-        <w:t>Q2：项目为什么不用MCP协议？</w:t>
+        <w:t>Q2：项目是否使用MCP协议？</w:t>
       </w:r>
     </w:p>
     <w:p>
@@ -8041,7 +8103,7 @@
           <w:b w:val="0"/>
           <w:sz w:val="22"/>
         </w:rPr>
-        <w:t>MCP更适合本地AI助手Demo场景。本项目是金融催收企业级微服务架构，七个AI子系统之间使用标准化内网HTTP API通信，稳定可控、易调试、安全合规。Agent内部直接调用封装好的业务工具API，不通过MCP做中间协议转换，避免token膨胀、额外延迟和安全隐患。</w:t>
+        <w:t>投诉研判系统引入MCP协议作为多Agent工具调用标准化层——9个专项Agent通过MCP Client统一调用4个MCP Server获取外部能力，MCP网关独立容器部署提供鉴权/限流/审计/熔断管控。其余6个AI子系统（智能外呼、实时质检、智能分案、智能复盘、数据中台、RAG知识库）维持内网HTTP API直连，稳定可控、易调试、安全合规。架构决策详见DD-05 PRD第零章ADR-001。</w:t>
       </w:r>
     </w:p>
     <w:p>
@@ -8186,6 +8248,65 @@
           <w:sz w:val="24"/>
         </w:rPr>
         <w:t>— 文档完 —</w:t>
+      </w:r>
+    </w:p>
+    <w:p/>
+    <w:p>
+      <w:r>
+        <w:rPr>
+          <w:b/>
+        </w:rPr>
+        <w:t>【文档修订记录 V1.1 — 2026-09-05】</w:t>
+      </w:r>
+    </w:p>
+    <w:p>
+      <w:r>
+        <w:t>修订内容：根据DD-05-COMPLAINT-JUDGMENT.md v1.4架构决策记录(ADR-001)，更新投诉研判系统MCP协议使用说明。</w:t>
+      </w:r>
+    </w:p>
+    <w:p>
+      <w:r>
+        <w:t>变更要点：</w:t>
+      </w:r>
+    </w:p>
+    <w:p>
+      <w:pPr>
+        <w:pStyle w:val="16"/>
+      </w:pPr>
+      <w:r>
+        <w:t>1. 2.9节标题从'为什么不使用MCP协议'更新为'MCP协议使用决策与演进'</w:t>
+      </w:r>
+    </w:p>
+    <w:p>
+      <w:pPr>
+        <w:pStyle w:val="16"/>
+      </w:pPr>
+      <w:r>
+        <w:t>2. Q2从'项目为什么不用MCP协议'更新为'项目是否使用MCP协议'</w:t>
+      </w:r>
+    </w:p>
+    <w:p>
+      <w:pPr>
+        <w:pStyle w:val="16"/>
+      </w:pPr>
+      <w:r>
+        <w:t>3. 投诉研判系统描述从'单Agent多工具'更新为'弱中心化多Agent+MCP+反思循环'</w:t>
+      </w:r>
+    </w:p>
+    <w:p>
+      <w:pPr>
+        <w:pStyle w:val="16"/>
+      </w:pPr>
+      <w:r>
+        <w:t>4. 补充MCP网关独立容器部署架构说明</w:t>
+      </w:r>
+    </w:p>
+    <w:p>
+      <w:pPr>
+        <w:pStyle w:val="16"/>
+      </w:pPr>
+      <w:r>
+        <w:t>5. 原始'不使用MCP'论述保留为历史背景，新增演进原因说明</w:t>
       </w:r>
     </w:p>
     <w:sectPr>
